--- a/CSG Documents/IT Project Scope/IT_Project_Scope_Document_v1.3.docx
+++ b/CSG Documents/IT Project Scope/IT_Project_Scope_Document_v1.3.docx
@@ -3527,12 +3527,7 @@
               </w:rPr>
             </w:pPr>
             <w:r>
-              <w:rPr>
-                <w:rFonts w:ascii="Arial" w:eastAsia="Times New Roman" w:hAnsi="Arial" w:cs="Arial"/>
-                <w:bdr w:val="none" w:sz="0" w:space="0" w:color="auto" w:frame="1"/>
-                <w:lang w:val="en-US" w:eastAsia="en-IN"/>
-              </w:rPr>
-              <w:t>[Name / Group]</w:t>
+              <w:t>IGR &amp; Commissioner of Stamps / Steering Committee</w:t>
             </w:r>
           </w:p>
         </w:tc>
@@ -3563,12 +3558,7 @@
               </w:rPr>
             </w:pPr>
             <w:r>
-              <w:rPr>
-                <w:rFonts w:ascii="Arial" w:eastAsia="Times New Roman" w:hAnsi="Arial" w:cs="Arial"/>
-                <w:bdr w:val="none" w:sz="0" w:space="0" w:color="auto" w:frame="1"/>
-                <w:lang w:val="en-US" w:eastAsia="en-IN"/>
-              </w:rPr>
-              <w:t>[Role]</w:t>
+              <w:t>Programme sponsor; head of Department of Stamps and Registration (DSR)</w:t>
             </w:r>
           </w:p>
         </w:tc>
@@ -3599,12 +3589,7 @@
               </w:rPr>
             </w:pPr>
             <w:r>
-              <w:rPr>
-                <w:rFonts w:ascii="Arial" w:eastAsia="Times New Roman" w:hAnsi="Arial" w:cs="Arial"/>
-                <w:bdr w:val="none" w:sz="0" w:space="0" w:color="auto" w:frame="1"/>
-                <w:lang w:val="en-US" w:eastAsia="en-IN"/>
-              </w:rPr>
-              <w:t>[Need or impact]</w:t>
+              <w:t>Programme outcomes, statutory compliance, phase Go-Live readiness and residual risk</w:t>
             </w:r>
           </w:p>
         </w:tc>
@@ -3635,12 +3620,7 @@
               </w:rPr>
             </w:pPr>
             <w:r>
-              <w:rPr>
-                <w:rFonts w:ascii="Arial" w:eastAsia="Times New Roman" w:hAnsi="Arial" w:cs="Arial"/>
-                <w:bdr w:val="none" w:sz="0" w:space="0" w:color="auto" w:frame="1"/>
-                <w:lang w:val="en-US" w:eastAsia="en-IN"/>
-              </w:rPr>
-              <w:t>[Forum / frequency]</w:t>
+              <w:t>Fortnightly Steering; Go-Live (G-GL) checklist; escalations</w:t>
             </w:r>
           </w:p>
         </w:tc>
@@ -3671,12 +3651,7 @@
               </w:rPr>
             </w:pPr>
             <w:r>
-              <w:rPr>
-                <w:rFonts w:ascii="Arial" w:eastAsia="Times New Roman" w:hAnsi="Arial" w:cs="Arial"/>
-                <w:bdr w:val="none" w:sz="0" w:space="0" w:color="auto" w:frame="1"/>
-                <w:lang w:val="en-US" w:eastAsia="en-IN"/>
-              </w:rPr>
-              <w:t>[Decisions owned]</w:t>
+              <w:t>Scope change / swap-in; phase Go-Live approval; residual risk acceptance</w:t>
             </w:r>
           </w:p>
         </w:tc>
@@ -3712,12 +3687,7 @@
               </w:rPr>
             </w:pPr>
             <w:r>
-              <w:rPr>
-                <w:rFonts w:ascii="Arial" w:eastAsia="Times New Roman" w:hAnsi="Arial" w:cs="Arial"/>
-                <w:bdr w:val="none" w:sz="0" w:space="0" w:color="auto" w:frame="1"/>
-                <w:lang w:val="en-US" w:eastAsia="en-IN"/>
-              </w:rPr>
-              <w:t>[Name / Group]</w:t>
+              <w:t>AIGR (Computers) &amp; Requirements Committee</w:t>
             </w:r>
           </w:p>
         </w:tc>
@@ -3748,12 +3718,7 @@
               </w:rPr>
             </w:pPr>
             <w:r>
-              <w:rPr>
-                <w:rFonts w:ascii="Arial" w:eastAsia="Times New Roman" w:hAnsi="Arial" w:cs="Arial"/>
-                <w:bdr w:val="none" w:sz="0" w:space="0" w:color="auto" w:frame="1"/>
-                <w:lang w:val="en-US" w:eastAsia="en-IN"/>
-              </w:rPr>
-              <w:t>[Role]</w:t>
+              <w:t>Domain and requirements authority for Kaveri 3.0</w:t>
             </w:r>
           </w:p>
         </w:tc>
@@ -3784,12 +3749,7 @@
               </w:rPr>
             </w:pPr>
             <w:r>
-              <w:rPr>
-                <w:rFonts w:ascii="Arial" w:eastAsia="Times New Roman" w:hAnsi="Arial" w:cs="Arial"/>
-                <w:bdr w:val="none" w:sz="0" w:space="0" w:color="auto" w:frame="1"/>
-                <w:lang w:val="en-US" w:eastAsia="en-IN"/>
-              </w:rPr>
-              <w:t>[Need or impact]</w:t>
+              <w:t>Correctness and completeness of BR across Marriage, UM, Document, EC/CC, Firm, e-Stamp, Audit</w:t>
             </w:r>
           </w:p>
         </w:tc>
@@ -3820,12 +3780,7 @@
               </w:rPr>
             </w:pPr>
             <w:r>
-              <w:rPr>
-                <w:rFonts w:ascii="Arial" w:eastAsia="Times New Roman" w:hAnsi="Arial" w:cs="Arial"/>
-                <w:bdr w:val="none" w:sz="0" w:space="0" w:color="auto" w:frame="1"/>
-                <w:lang w:val="en-US" w:eastAsia="en-IN"/>
-              </w:rPr>
-              <w:t>[Forum / frequency]</w:t>
+              <w:t>BR workshops per schedule v3; daily requirement discussions with Kaveri IT Cell</w:t>
             </w:r>
           </w:p>
         </w:tc>
@@ -3856,12 +3811,7 @@
               </w:rPr>
             </w:pPr>
             <w:r>
-              <w:rPr>
-                <w:rFonts w:ascii="Arial" w:eastAsia="Times New Roman" w:hAnsi="Arial" w:cs="Arial"/>
-                <w:bdr w:val="none" w:sz="0" w:space="0" w:color="auto" w:frame="1"/>
-                <w:lang w:val="en-US" w:eastAsia="en-IN"/>
-              </w:rPr>
-              <w:t>[Decisions owned]</w:t>
+              <w:t>BRD / domain sign-off; promote or defer scope items</w:t>
             </w:r>
           </w:p>
         </w:tc>
@@ -3897,13 +3847,7 @@
               </w:rPr>
             </w:pPr>
             <w:r>
-              <w:rPr>
-                <w:rFonts w:ascii="Arial" w:eastAsia="Times New Roman" w:hAnsi="Arial" w:cs="Arial"/>
-                <w:bdr w:val="none" w:sz="0" w:space="0" w:color="auto" w:frame="1"/>
-                <w:lang w:val="en-US" w:eastAsia="en-IN"/>
-              </w:rPr>
-              <w:lastRenderedPageBreak/>
-              <w:t>[Name / Group]</w:t>
+              <w:t>KPMU / Application Admin</w:t>
             </w:r>
           </w:p>
         </w:tc>
@@ -3934,12 +3878,7 @@
               </w:rPr>
             </w:pPr>
             <w:r>
-              <w:rPr>
-                <w:rFonts w:ascii="Arial" w:eastAsia="Times New Roman" w:hAnsi="Arial" w:cs="Arial"/>
-                <w:bdr w:val="none" w:sz="0" w:space="0" w:color="auto" w:frame="1"/>
-                <w:lang w:val="en-US" w:eastAsia="en-IN"/>
-              </w:rPr>
-              <w:t>[Role]</w:t>
+              <w:t>Programme Management Unit; system super-admin / IGR nominee</w:t>
             </w:r>
           </w:p>
         </w:tc>
@@ -3970,12 +3909,7 @@
               </w:rPr>
             </w:pPr>
             <w:r>
-              <w:rPr>
-                <w:rFonts w:ascii="Arial" w:eastAsia="Times New Roman" w:hAnsi="Arial" w:cs="Arial"/>
-                <w:bdr w:val="none" w:sz="0" w:space="0" w:color="auto" w:frame="1"/>
-                <w:lang w:val="en-US" w:eastAsia="en-IN"/>
-              </w:rPr>
-              <w:t>[Need or impact]</w:t>
+              <w:t>Delivery governance; designated creator roles; sanctioned posts and system-wide configuration</w:t>
             </w:r>
           </w:p>
         </w:tc>
@@ -4006,12 +3940,7 @@
               </w:rPr>
             </w:pPr>
             <w:r>
-              <w:rPr>
-                <w:rFonts w:ascii="Arial" w:eastAsia="Times New Roman" w:hAnsi="Arial" w:cs="Arial"/>
-                <w:bdr w:val="none" w:sz="0" w:space="0" w:color="auto" w:frame="1"/>
-                <w:lang w:val="en-US" w:eastAsia="en-IN"/>
-              </w:rPr>
-              <w:t>[Forum / frequency]</w:t>
+              <w:t>Steering nominee; admin / configuration workshops; UAT sign-off support</w:t>
             </w:r>
           </w:p>
         </w:tc>
@@ -4042,12 +3971,7 @@
               </w:rPr>
             </w:pPr>
             <w:r>
-              <w:rPr>
-                <w:rFonts w:ascii="Arial" w:eastAsia="Times New Roman" w:hAnsi="Arial" w:cs="Arial"/>
-                <w:bdr w:val="none" w:sz="0" w:space="0" w:color="auto" w:frame="1"/>
-                <w:lang w:val="en-US" w:eastAsia="en-IN"/>
-              </w:rPr>
-              <w:t>[Decisions owned]</w:t>
+              <w:t>Designate creator roles; sanctioned-posts master; KPMU programme decisions</w:t>
             </w:r>
           </w:p>
         </w:tc>
@@ -4083,12 +4007,7 @@
               </w:rPr>
             </w:pPr>
             <w:r>
-              <w:rPr>
-                <w:rFonts w:ascii="Arial" w:eastAsia="Times New Roman" w:hAnsi="Arial" w:cs="Arial"/>
-                <w:bdr w:val="none" w:sz="0" w:space="0" w:color="auto" w:frame="1"/>
-                <w:lang w:val="en-US" w:eastAsia="en-IN"/>
-              </w:rPr>
-              <w:t>[Name / Group]</w:t>
+              <w:t>Product Owner (Kaveri IT Cell)</w:t>
             </w:r>
           </w:p>
         </w:tc>
@@ -4119,12 +4038,7 @@
               </w:rPr>
             </w:pPr>
             <w:r>
-              <w:rPr>
-                <w:rFonts w:ascii="Arial" w:eastAsia="Times New Roman" w:hAnsi="Arial" w:cs="Arial"/>
-                <w:bdr w:val="none" w:sz="0" w:space="0" w:color="auto" w:frame="1"/>
-                <w:lang w:val="en-US" w:eastAsia="en-IN"/>
-              </w:rPr>
-              <w:t>[Role]</w:t>
+              <w:t>Product ownership for Kaveri 3.0</w:t>
             </w:r>
           </w:p>
         </w:tc>
@@ -4155,12 +4069,7 @@
               </w:rPr>
             </w:pPr>
             <w:r>
-              <w:rPr>
-                <w:rFonts w:ascii="Arial" w:eastAsia="Times New Roman" w:hAnsi="Arial" w:cs="Arial"/>
-                <w:bdr w:val="none" w:sz="0" w:space="0" w:color="auto" w:frame="1"/>
-                <w:lang w:val="en-US" w:eastAsia="en-IN"/>
-              </w:rPr>
-              <w:t>[Need or impact]</w:t>
+              <w:t>Roadmap, backlog, sprint goals and stakeholder alignment within approved scope</w:t>
             </w:r>
           </w:p>
         </w:tc>
@@ -4191,12 +4100,7 @@
               </w:rPr>
             </w:pPr>
             <w:r>
-              <w:rPr>
-                <w:rFonts w:ascii="Arial" w:eastAsia="Times New Roman" w:hAnsi="Arial" w:cs="Arial"/>
-                <w:bdr w:val="none" w:sz="0" w:space="0" w:color="auto" w:frame="1"/>
-                <w:lang w:val="en-US" w:eastAsia="en-IN"/>
-              </w:rPr>
-              <w:t>[Forum / frequency]</w:t>
+              <w:t>Sprint review / retro; backlog refinement; Steering pack</w:t>
             </w:r>
           </w:p>
         </w:tc>
@@ -4227,12 +4131,7 @@
               </w:rPr>
             </w:pPr>
             <w:r>
-              <w:rPr>
-                <w:rFonts w:ascii="Arial" w:eastAsia="Times New Roman" w:hAnsi="Arial" w:cs="Arial"/>
-                <w:bdr w:val="none" w:sz="0" w:space="0" w:color="auto" w:frame="1"/>
-                <w:lang w:val="en-US" w:eastAsia="en-IN"/>
-              </w:rPr>
-              <w:t>[Decisions owned]</w:t>
+              <w:t>Prioritisation and MVP boundary inside Steering-approved scope</w:t>
             </w:r>
           </w:p>
         </w:tc>
@@ -4268,12 +4167,7 @@
               </w:rPr>
             </w:pPr>
             <w:r>
-              <w:rPr>
-                <w:rFonts w:ascii="Arial" w:eastAsia="Times New Roman" w:hAnsi="Arial" w:cs="Arial"/>
-                <w:bdr w:val="none" w:sz="0" w:space="0" w:color="auto" w:frame="1"/>
-                <w:lang w:val="en-US" w:eastAsia="en-IN"/>
-              </w:rPr>
-              <w:t>[Name / Group]</w:t>
+              <w:t>Project Manager (Kaveri IT Cell)</w:t>
             </w:r>
           </w:p>
         </w:tc>
@@ -4304,12 +4198,7 @@
               </w:rPr>
             </w:pPr>
             <w:r>
-              <w:rPr>
-                <w:rFonts w:ascii="Arial" w:eastAsia="Times New Roman" w:hAnsi="Arial" w:cs="Arial"/>
-                <w:bdr w:val="none" w:sz="0" w:space="0" w:color="auto" w:frame="1"/>
-                <w:lang w:val="en-US" w:eastAsia="en-IN"/>
-              </w:rPr>
-              <w:t>[Role]</w:t>
+              <w:t>Programme / project delivery management</w:t>
             </w:r>
           </w:p>
         </w:tc>
@@ -4340,12 +4229,7 @@
               </w:rPr>
             </w:pPr>
             <w:r>
-              <w:rPr>
-                <w:rFonts w:ascii="Arial" w:eastAsia="Times New Roman" w:hAnsi="Arial" w:cs="Arial"/>
-                <w:bdr w:val="none" w:sz="0" w:space="0" w:color="auto" w:frame="1"/>
-                <w:lang w:val="en-US" w:eastAsia="en-IN"/>
-              </w:rPr>
-              <w:t>[Need or impact]</w:t>
+              <w:t>Plan, milestones, risks, vendor/SLA and O&amp;M reporting across 11-month window</w:t>
             </w:r>
           </w:p>
         </w:tc>
@@ -4376,12 +4260,7 @@
               </w:rPr>
             </w:pPr>
             <w:r>
-              <w:rPr>
-                <w:rFonts w:ascii="Arial" w:eastAsia="Times New Roman" w:hAnsi="Arial" w:cs="Arial"/>
-                <w:bdr w:val="none" w:sz="0" w:space="0" w:color="auto" w:frame="1"/>
-                <w:lang w:val="en-US" w:eastAsia="en-IN"/>
-              </w:rPr>
-              <w:t>[Forum / frequency]</w:t>
+              <w:t>Daily stand-ups; risk reviews; Steering reporting</w:t>
             </w:r>
           </w:p>
         </w:tc>
@@ -4412,12 +4291,1127 @@
               </w:rPr>
             </w:pPr>
             <w:r>
-              <w:rPr>
-                <w:rFonts w:ascii="Arial" w:eastAsia="Times New Roman" w:hAnsi="Arial" w:cs="Arial"/>
-                <w:bdr w:val="none" w:sz="0" w:space="0" w:color="auto" w:frame="1"/>
-                <w:lang w:val="en-US" w:eastAsia="en-IN"/>
-              </w:rPr>
-              <w:t>[Decisions owned]</w:t>
+              <w:t>Schedule and mitigation within Steering bounds; release train coordination</w:t>
+            </w:r>
+          </w:p>
+        </w:tc>
+      </w:tr>
+      <w:tr>
+        <w:trPr>
+          <w:jc w:val="center"/>
+        </w:trPr>
+        <w:tc>
+          <w:tcPr>
+            <w:tcW w:w="2160" w:type="dxa"/>
+            <w:tcBorders>
+              <w:top w:val="nil"/>
+              <w:left w:val="single" w:sz="8" w:space="0" w:color="auto"/>
+              <w:bottom w:val="single" w:sz="8" w:space="0" w:color="auto"/>
+              <w:right w:val="single" w:sz="8" w:space="0" w:color="auto"/>
+            </w:tcBorders>
+            <w:tcMar>
+              <w:top w:w="90" w:type="dxa"/>
+              <w:left w:w="110" w:type="dxa"/>
+              <w:bottom w:w="90" w:type="dxa"/>
+              <w:right w:w="110" w:type="dxa"/>
+            </w:tcMar>
+            <w:vAlign w:val="center"/>
+            <w:hideMark/>
+          </w:tcPr>
+          <w:p>
+            <w:pPr>
+              <w:spacing w:after="0" w:line="240" w:lineRule="auto"/>
+              <w:rPr>
+                <w:rFonts w:ascii="Arial" w:eastAsia="Times New Roman" w:hAnsi="Arial" w:cs="Arial"/>
+                <w:lang w:eastAsia="en-IN"/>
+              </w:rPr>
+            </w:pPr>
+            <w:r>
+              <w:t>Domain Expert (Stamps &amp; Registration)</w:t>
+            </w:r>
+          </w:p>
+        </w:tc>
+        <w:tc>
+          <w:tcPr>
+            <w:tcW w:w="1728" w:type="dxa"/>
+            <w:tcBorders>
+              <w:top w:val="nil"/>
+              <w:left w:val="nil"/>
+              <w:bottom w:val="single" w:sz="8" w:space="0" w:color="auto"/>
+              <w:right w:val="single" w:sz="8" w:space="0" w:color="auto"/>
+            </w:tcBorders>
+            <w:tcMar>
+              <w:top w:w="90" w:type="dxa"/>
+              <w:left w:w="110" w:type="dxa"/>
+              <w:bottom w:w="90" w:type="dxa"/>
+              <w:right w:w="110" w:type="dxa"/>
+            </w:tcMar>
+            <w:vAlign w:val="center"/>
+            <w:hideMark/>
+          </w:tcPr>
+          <w:p>
+            <w:pPr>
+              <w:spacing w:after="0" w:line="240" w:lineRule="auto"/>
+              <w:rPr>
+                <w:rFonts w:ascii="Arial" w:eastAsia="Times New Roman" w:hAnsi="Arial" w:cs="Arial"/>
+                <w:lang w:eastAsia="en-IN"/>
+              </w:rPr>
+            </w:pPr>
+            <w:r>
+              <w:t>Department SME (≥20 yrs) for Acts, Rules, forms and fees</w:t>
+            </w:r>
+          </w:p>
+        </w:tc>
+        <w:tc>
+          <w:tcPr>
+            <w:tcW w:w="2592" w:type="dxa"/>
+            <w:tcBorders>
+              <w:top w:val="nil"/>
+              <w:left w:val="nil"/>
+              <w:bottom w:val="single" w:sz="8" w:space="0" w:color="auto"/>
+              <w:right w:val="single" w:sz="8" w:space="0" w:color="auto"/>
+            </w:tcBorders>
+            <w:tcMar>
+              <w:top w:w="90" w:type="dxa"/>
+              <w:left w:w="110" w:type="dxa"/>
+              <w:bottom w:w="90" w:type="dxa"/>
+              <w:right w:w="110" w:type="dxa"/>
+            </w:tcMar>
+            <w:vAlign w:val="center"/>
+            <w:hideMark/>
+          </w:tcPr>
+          <w:p>
+            <w:pPr>
+              <w:spacing w:after="0" w:line="240" w:lineRule="auto"/>
+              <w:rPr>
+                <w:rFonts w:ascii="Arial" w:eastAsia="Times New Roman" w:hAnsi="Arial" w:cs="Arial"/>
+                <w:lang w:eastAsia="en-IN"/>
+              </w:rPr>
+            </w:pPr>
+            <w:r>
+              <w:t>Legal fidelity of forms, fees, registers and process rules in software</w:t>
+            </w:r>
+          </w:p>
+        </w:tc>
+        <w:tc>
+          <w:tcPr>
+            <w:tcW w:w="2088" w:type="dxa"/>
+            <w:tcBorders>
+              <w:top w:val="nil"/>
+              <w:left w:val="nil"/>
+              <w:bottom w:val="single" w:sz="8" w:space="0" w:color="auto"/>
+              <w:right w:val="single" w:sz="8" w:space="0" w:color="auto"/>
+            </w:tcBorders>
+            <w:tcMar>
+              <w:top w:w="90" w:type="dxa"/>
+              <w:left w:w="110" w:type="dxa"/>
+              <w:bottom w:w="90" w:type="dxa"/>
+              <w:right w:w="110" w:type="dxa"/>
+            </w:tcMar>
+            <w:vAlign w:val="center"/>
+            <w:hideMark/>
+          </w:tcPr>
+          <w:p>
+            <w:pPr>
+              <w:spacing w:after="0" w:line="240" w:lineRule="auto"/>
+              <w:rPr>
+                <w:rFonts w:ascii="Arial" w:eastAsia="Times New Roman" w:hAnsi="Arial" w:cs="Arial"/>
+                <w:lang w:eastAsia="en-IN"/>
+              </w:rPr>
+            </w:pPr>
+            <w:r>
+              <w:t>BR workshops; design / UAT reviews</w:t>
+            </w:r>
+          </w:p>
+        </w:tc>
+        <w:tc>
+          <w:tcPr>
+            <w:tcW w:w="2088" w:type="dxa"/>
+            <w:tcBorders>
+              <w:top w:val="nil"/>
+              <w:left w:val="nil"/>
+              <w:bottom w:val="single" w:sz="8" w:space="0" w:color="auto"/>
+              <w:right w:val="single" w:sz="8" w:space="0" w:color="auto"/>
+            </w:tcBorders>
+            <w:tcMar>
+              <w:top w:w="90" w:type="dxa"/>
+              <w:left w:w="110" w:type="dxa"/>
+              <w:bottom w:w="90" w:type="dxa"/>
+              <w:right w:w="110" w:type="dxa"/>
+            </w:tcMar>
+            <w:vAlign w:val="center"/>
+            <w:hideMark/>
+          </w:tcPr>
+          <w:p>
+            <w:pPr>
+              <w:spacing w:after="0" w:line="240" w:lineRule="auto"/>
+              <w:rPr>
+                <w:rFonts w:ascii="Arial" w:eastAsia="Times New Roman" w:hAnsi="Arial" w:cs="Arial"/>
+                <w:lang w:eastAsia="en-IN"/>
+              </w:rPr>
+            </w:pPr>
+            <w:r>
+              <w:t>Domain acceptance of rules and forms implemented in Kaveri 3.0</w:t>
+            </w:r>
+          </w:p>
+        </w:tc>
+      </w:tr>
+      <w:tr>
+        <w:trPr>
+          <w:jc w:val="center"/>
+        </w:trPr>
+        <w:tc>
+          <w:tcPr>
+            <w:tcW w:w="2160" w:type="dxa"/>
+            <w:tcBorders>
+              <w:top w:val="nil"/>
+              <w:left w:val="single" w:sz="8" w:space="0" w:color="auto"/>
+              <w:bottom w:val="single" w:sz="8" w:space="0" w:color="auto"/>
+              <w:right w:val="single" w:sz="8" w:space="0" w:color="auto"/>
+            </w:tcBorders>
+            <w:tcMar>
+              <w:top w:w="90" w:type="dxa"/>
+              <w:left w:w="110" w:type="dxa"/>
+              <w:bottom w:w="90" w:type="dxa"/>
+              <w:right w:w="110" w:type="dxa"/>
+            </w:tcMar>
+            <w:vAlign w:val="center"/>
+            <w:hideMark/>
+          </w:tcPr>
+          <w:p>
+            <w:pPr>
+              <w:spacing w:after="0" w:line="240" w:lineRule="auto"/>
+              <w:rPr>
+                <w:rFonts w:ascii="Arial" w:eastAsia="Times New Roman" w:hAnsi="Arial" w:cs="Arial"/>
+                <w:lang w:eastAsia="en-IN"/>
+              </w:rPr>
+            </w:pPr>
+            <w:r>
+              <w:t>Citizens / Applicants</w:t>
+            </w:r>
+          </w:p>
+        </w:tc>
+        <w:tc>
+          <w:tcPr>
+            <w:tcW w:w="1728" w:type="dxa"/>
+            <w:tcBorders>
+              <w:top w:val="nil"/>
+              <w:left w:val="nil"/>
+              <w:bottom w:val="single" w:sz="8" w:space="0" w:color="auto"/>
+              <w:right w:val="single" w:sz="8" w:space="0" w:color="auto"/>
+            </w:tcBorders>
+            <w:tcMar>
+              <w:top w:w="90" w:type="dxa"/>
+              <w:left w:w="110" w:type="dxa"/>
+              <w:bottom w:w="90" w:type="dxa"/>
+              <w:right w:w="110" w:type="dxa"/>
+            </w:tcMar>
+            <w:vAlign w:val="center"/>
+            <w:hideMark/>
+          </w:tcPr>
+          <w:p>
+            <w:pPr>
+              <w:spacing w:after="0" w:line="240" w:lineRule="auto"/>
+              <w:rPr>
+                <w:rFonts w:ascii="Arial" w:eastAsia="Times New Roman" w:hAnsi="Arial" w:cs="Arial"/>
+                <w:lang w:eastAsia="en-IN"/>
+              </w:rPr>
+            </w:pPr>
+            <w:r>
+              <w:t>Public end users of Kaveri portal services</w:t>
+            </w:r>
+          </w:p>
+        </w:tc>
+        <w:tc>
+          <w:tcPr>
+            <w:tcW w:w="2592" w:type="dxa"/>
+            <w:tcBorders>
+              <w:top w:val="nil"/>
+              <w:left w:val="nil"/>
+              <w:bottom w:val="single" w:sz="8" w:space="0" w:color="auto"/>
+              <w:right w:val="single" w:sz="8" w:space="0" w:color="auto"/>
+            </w:tcBorders>
+            <w:tcMar>
+              <w:top w:w="90" w:type="dxa"/>
+              <w:left w:w="110" w:type="dxa"/>
+              <w:bottom w:w="90" w:type="dxa"/>
+              <w:right w:w="110" w:type="dxa"/>
+            </w:tcMar>
+            <w:vAlign w:val="center"/>
+            <w:hideMark/>
+          </w:tcPr>
+          <w:p>
+            <w:pPr>
+              <w:spacing w:after="0" w:line="240" w:lineRule="auto"/>
+              <w:rPr>
+                <w:rFonts w:ascii="Arial" w:eastAsia="Times New Roman" w:hAnsi="Arial" w:cs="Arial"/>
+                <w:lang w:eastAsia="en-IN"/>
+              </w:rPr>
+            </w:pPr>
+            <w:r>
+              <w:t>Self-service for Marriage, Document Registration, EC, CC, Firm, Digital e-Stamp and related services</w:t>
+            </w:r>
+          </w:p>
+        </w:tc>
+        <w:tc>
+          <w:tcPr>
+            <w:tcW w:w="2088" w:type="dxa"/>
+            <w:tcBorders>
+              <w:top w:val="nil"/>
+              <w:left w:val="nil"/>
+              <w:bottom w:val="single" w:sz="8" w:space="0" w:color="auto"/>
+              <w:right w:val="single" w:sz="8" w:space="0" w:color="auto"/>
+            </w:tcBorders>
+            <w:tcMar>
+              <w:top w:w="90" w:type="dxa"/>
+              <w:left w:w="110" w:type="dxa"/>
+              <w:bottom w:w="90" w:type="dxa"/>
+              <w:right w:w="110" w:type="dxa"/>
+            </w:tcMar>
+            <w:vAlign w:val="center"/>
+            <w:hideMark/>
+          </w:tcPr>
+          <w:p>
+            <w:pPr>
+              <w:spacing w:after="0" w:line="240" w:lineRule="auto"/>
+              <w:rPr>
+                <w:rFonts w:ascii="Arial" w:eastAsia="Times New Roman" w:hAnsi="Arial" w:cs="Arial"/>
+                <w:lang w:eastAsia="en-IN"/>
+              </w:rPr>
+            </w:pPr>
+            <w:r>
+              <w:t>Portal help / KB; sampled UAT; post go-live feedback</w:t>
+            </w:r>
+          </w:p>
+        </w:tc>
+        <w:tc>
+          <w:tcPr>
+            <w:tcW w:w="2088" w:type="dxa"/>
+            <w:tcBorders>
+              <w:top w:val="nil"/>
+              <w:left w:val="nil"/>
+              <w:bottom w:val="single" w:sz="8" w:space="0" w:color="auto"/>
+              <w:right w:val="single" w:sz="8" w:space="0" w:color="auto"/>
+            </w:tcBorders>
+            <w:tcMar>
+              <w:top w:w="90" w:type="dxa"/>
+              <w:left w:w="110" w:type="dxa"/>
+              <w:bottom w:w="90" w:type="dxa"/>
+              <w:right w:w="110" w:type="dxa"/>
+            </w:tcMar>
+            <w:vAlign w:val="center"/>
+            <w:hideMark/>
+          </w:tcPr>
+          <w:p>
+            <w:pPr>
+              <w:spacing w:after="0" w:line="240" w:lineRule="auto"/>
+              <w:rPr>
+                <w:rFonts w:ascii="Arial" w:eastAsia="Times New Roman" w:hAnsi="Arial" w:cs="Arial"/>
+                <w:lang w:eastAsia="en-IN"/>
+              </w:rPr>
+            </w:pPr>
+            <w:r>
+              <w:t>None (service consumers)</w:t>
+            </w:r>
+          </w:p>
+        </w:tc>
+      </w:tr>
+      <w:tr>
+        <w:trPr>
+          <w:jc w:val="center"/>
+        </w:trPr>
+        <w:tc>
+          <w:tcPr>
+            <w:tcW w:w="2160" w:type="dxa"/>
+            <w:tcBorders>
+              <w:top w:val="nil"/>
+              <w:left w:val="single" w:sz="8" w:space="0" w:color="auto"/>
+              <w:bottom w:val="single" w:sz="8" w:space="0" w:color="auto"/>
+              <w:right w:val="single" w:sz="8" w:space="0" w:color="auto"/>
+            </w:tcBorders>
+            <w:tcMar>
+              <w:top w:w="90" w:type="dxa"/>
+              <w:left w:w="110" w:type="dxa"/>
+              <w:bottom w:w="90" w:type="dxa"/>
+              <w:right w:w="110" w:type="dxa"/>
+            </w:tcMar>
+            <w:vAlign w:val="center"/>
+            <w:hideMark/>
+          </w:tcPr>
+          <w:p>
+            <w:pPr>
+              <w:spacing w:after="0" w:line="240" w:lineRule="auto"/>
+              <w:rPr>
+                <w:rFonts w:ascii="Arial" w:eastAsia="Times New Roman" w:hAnsi="Arial" w:cs="Arial"/>
+                <w:lang w:eastAsia="en-IN"/>
+              </w:rPr>
+            </w:pPr>
+            <w:r>
+              <w:t>DSR Officers (SR / DEO / FDA / SDA / DRO / DIGR / AIGR / HQA)</w:t>
+            </w:r>
+          </w:p>
+        </w:tc>
+        <w:tc>
+          <w:tcPr>
+            <w:tcW w:w="1728" w:type="dxa"/>
+            <w:tcBorders>
+              <w:top w:val="nil"/>
+              <w:left w:val="nil"/>
+              <w:bottom w:val="single" w:sz="8" w:space="0" w:color="auto"/>
+              <w:right w:val="single" w:sz="8" w:space="0" w:color="auto"/>
+            </w:tcBorders>
+            <w:tcMar>
+              <w:top w:w="90" w:type="dxa"/>
+              <w:left w:w="110" w:type="dxa"/>
+              <w:bottom w:w="90" w:type="dxa"/>
+              <w:right w:w="110" w:type="dxa"/>
+            </w:tcMar>
+            <w:vAlign w:val="center"/>
+            <w:hideMark/>
+          </w:tcPr>
+          <w:p>
+            <w:pPr>
+              <w:spacing w:after="0" w:line="240" w:lineRule="auto"/>
+              <w:rPr>
+                <w:rFonts w:ascii="Arial" w:eastAsia="Times New Roman" w:hAnsi="Arial" w:cs="Arial"/>
+                <w:lang w:eastAsia="en-IN"/>
+              </w:rPr>
+            </w:pPr>
+            <w:r>
+              <w:t>Departmental operational users across SRO / DRO / IGRO</w:t>
+            </w:r>
+          </w:p>
+        </w:tc>
+        <w:tc>
+          <w:tcPr>
+            <w:tcW w:w="2592" w:type="dxa"/>
+            <w:tcBorders>
+              <w:top w:val="nil"/>
+              <w:left w:val="nil"/>
+              <w:bottom w:val="single" w:sz="8" w:space="0" w:color="auto"/>
+              <w:right w:val="single" w:sz="8" w:space="0" w:color="auto"/>
+            </w:tcBorders>
+            <w:tcMar>
+              <w:top w:w="90" w:type="dxa"/>
+              <w:left w:w="110" w:type="dxa"/>
+              <w:bottom w:w="90" w:type="dxa"/>
+              <w:right w:w="110" w:type="dxa"/>
+            </w:tcMar>
+            <w:vAlign w:val="center"/>
+            <w:hideMark/>
+          </w:tcPr>
+          <w:p>
+            <w:pPr>
+              <w:spacing w:after="0" w:line="240" w:lineRule="auto"/>
+              <w:rPr>
+                <w:rFonts w:ascii="Arial" w:eastAsia="Times New Roman" w:hAnsi="Arial" w:cs="Arial"/>
+                <w:lang w:eastAsia="en-IN"/>
+              </w:rPr>
+            </w:pPr>
+            <w:r>
+              <w:t>Scrutiny, registration, DEO upload, firm/DRO workflows, MIS, audit and appeals</w:t>
+            </w:r>
+          </w:p>
+        </w:tc>
+        <w:tc>
+          <w:tcPr>
+            <w:tcW w:w="2088" w:type="dxa"/>
+            <w:tcBorders>
+              <w:top w:val="nil"/>
+              <w:left w:val="nil"/>
+              <w:bottom w:val="single" w:sz="8" w:space="0" w:color="auto"/>
+              <w:right w:val="single" w:sz="8" w:space="0" w:color="auto"/>
+            </w:tcBorders>
+            <w:tcMar>
+              <w:top w:w="90" w:type="dxa"/>
+              <w:left w:w="110" w:type="dxa"/>
+              <w:bottom w:w="90" w:type="dxa"/>
+              <w:right w:w="110" w:type="dxa"/>
+            </w:tcMar>
+            <w:vAlign w:val="center"/>
+            <w:hideMark/>
+          </w:tcPr>
+          <w:p>
+            <w:pPr>
+              <w:spacing w:after="0" w:line="240" w:lineRule="auto"/>
+              <w:rPr>
+                <w:rFonts w:ascii="Arial" w:eastAsia="Times New Roman" w:hAnsi="Arial" w:cs="Arial"/>
+                <w:lang w:eastAsia="en-IN"/>
+              </w:rPr>
+            </w:pPr>
+            <w:r>
+              <w:t>UAT; training before each phase Go-Live; hypercare support</w:t>
+            </w:r>
+          </w:p>
+        </w:tc>
+        <w:tc>
+          <w:tcPr>
+            <w:tcW w:w="2088" w:type="dxa"/>
+            <w:tcBorders>
+              <w:top w:val="nil"/>
+              <w:left w:val="nil"/>
+              <w:bottom w:val="single" w:sz="8" w:space="0" w:color="auto"/>
+              <w:right w:val="single" w:sz="8" w:space="0" w:color="auto"/>
+            </w:tcBorders>
+            <w:tcMar>
+              <w:top w:w="90" w:type="dxa"/>
+              <w:left w:w="110" w:type="dxa"/>
+              <w:bottom w:w="90" w:type="dxa"/>
+              <w:right w:w="110" w:type="dxa"/>
+            </w:tcMar>
+            <w:vAlign w:val="center"/>
+            <w:hideMark/>
+          </w:tcPr>
+          <w:p>
+            <w:pPr>
+              <w:spacing w:after="0" w:line="240" w:lineRule="auto"/>
+              <w:rPr>
+                <w:rFonts w:ascii="Arial" w:eastAsia="Times New Roman" w:hAnsi="Arial" w:cs="Arial"/>
+                <w:lang w:eastAsia="en-IN"/>
+              </w:rPr>
+            </w:pPr>
+            <w:r>
+              <w:t>Operational decisions within statutory powers (admit / refuse / pending / etc.)</w:t>
+            </w:r>
+          </w:p>
+        </w:tc>
+      </w:tr>
+      <w:tr>
+        <w:trPr>
+          <w:jc w:val="center"/>
+        </w:trPr>
+        <w:tc>
+          <w:tcPr>
+            <w:tcW w:w="2160" w:type="dxa"/>
+            <w:tcBorders>
+              <w:top w:val="nil"/>
+              <w:left w:val="single" w:sz="8" w:space="0" w:color="auto"/>
+              <w:bottom w:val="single" w:sz="8" w:space="0" w:color="auto"/>
+              <w:right w:val="single" w:sz="8" w:space="0" w:color="auto"/>
+            </w:tcBorders>
+            <w:tcMar>
+              <w:top w:w="90" w:type="dxa"/>
+              <w:left w:w="110" w:type="dxa"/>
+              <w:bottom w:w="90" w:type="dxa"/>
+              <w:right w:w="110" w:type="dxa"/>
+            </w:tcMar>
+            <w:vAlign w:val="center"/>
+            <w:hideMark/>
+          </w:tcPr>
+          <w:p>
+            <w:pPr>
+              <w:spacing w:after="0" w:line="240" w:lineRule="auto"/>
+              <w:rPr>
+                <w:rFonts w:ascii="Arial" w:eastAsia="Times New Roman" w:hAnsi="Arial" w:cs="Arial"/>
+                <w:lang w:eastAsia="en-IN"/>
+              </w:rPr>
+            </w:pPr>
+            <w:r>
+              <w:t>Other Department users</w:t>
+            </w:r>
+          </w:p>
+        </w:tc>
+        <w:tc>
+          <w:tcPr>
+            <w:tcW w:w="1728" w:type="dxa"/>
+            <w:tcBorders>
+              <w:top w:val="nil"/>
+              <w:left w:val="nil"/>
+              <w:bottom w:val="single" w:sz="8" w:space="0" w:color="auto"/>
+              <w:right w:val="single" w:sz="8" w:space="0" w:color="auto"/>
+            </w:tcBorders>
+            <w:tcMar>
+              <w:top w:w="90" w:type="dxa"/>
+              <w:left w:w="110" w:type="dxa"/>
+              <w:bottom w:w="90" w:type="dxa"/>
+              <w:right w:w="110" w:type="dxa"/>
+            </w:tcMar>
+            <w:vAlign w:val="center"/>
+            <w:hideMark/>
+          </w:tcPr>
+          <w:p>
+            <w:pPr>
+              <w:spacing w:after="0" w:line="240" w:lineRule="auto"/>
+              <w:rPr>
+                <w:rFonts w:ascii="Arial" w:eastAsia="Times New Roman" w:hAnsi="Arial" w:cs="Arial"/>
+                <w:lang w:eastAsia="en-IN"/>
+              </w:rPr>
+            </w:pPr>
+            <w:r>
+              <w:t>Officers / staff of government departments other than DSR with assigned Kaveri access</w:t>
+            </w:r>
+          </w:p>
+        </w:tc>
+        <w:tc>
+          <w:tcPr>
+            <w:tcW w:w="2592" w:type="dxa"/>
+            <w:tcBorders>
+              <w:top w:val="nil"/>
+              <w:left w:val="nil"/>
+              <w:bottom w:val="single" w:sz="8" w:space="0" w:color="auto"/>
+              <w:right w:val="single" w:sz="8" w:space="0" w:color="auto"/>
+            </w:tcBorders>
+            <w:tcMar>
+              <w:top w:w="90" w:type="dxa"/>
+              <w:left w:w="110" w:type="dxa"/>
+              <w:bottom w:w="90" w:type="dxa"/>
+              <w:right w:w="110" w:type="dxa"/>
+            </w:tcMar>
+            <w:vAlign w:val="center"/>
+            <w:hideMark/>
+          </w:tcPr>
+          <w:p>
+            <w:pPr>
+              <w:spacing w:after="0" w:line="240" w:lineRule="auto"/>
+              <w:rPr>
+                <w:rFonts w:ascii="Arial" w:eastAsia="Times New Roman" w:hAnsi="Arial" w:cs="Arial"/>
+                <w:lang w:eastAsia="en-IN"/>
+              </w:rPr>
+            </w:pPr>
+            <w:r>
+              <w:t>Controlled access to assigned modules (e.g. Income Tax, Banking, Govt. Lawyer, Revenue)</w:t>
+            </w:r>
+          </w:p>
+        </w:tc>
+        <w:tc>
+          <w:tcPr>
+            <w:tcW w:w="2088" w:type="dxa"/>
+            <w:tcBorders>
+              <w:top w:val="nil"/>
+              <w:left w:val="nil"/>
+              <w:bottom w:val="single" w:sz="8" w:space="0" w:color="auto"/>
+              <w:right w:val="single" w:sz="8" w:space="0" w:color="auto"/>
+            </w:tcBorders>
+            <w:tcMar>
+              <w:top w:w="90" w:type="dxa"/>
+              <w:left w:w="110" w:type="dxa"/>
+              <w:bottom w:w="90" w:type="dxa"/>
+              <w:right w:w="110" w:type="dxa"/>
+            </w:tcMar>
+            <w:vAlign w:val="center"/>
+            <w:hideMark/>
+          </w:tcPr>
+          <w:p>
+            <w:pPr>
+              <w:spacing w:after="0" w:line="240" w:lineRule="auto"/>
+              <w:rPr>
+                <w:rFonts w:ascii="Arial" w:eastAsia="Times New Roman" w:hAnsi="Arial" w:cs="Arial"/>
+                <w:lang w:eastAsia="en-IN"/>
+              </w:rPr>
+            </w:pPr>
+            <w:r>
+              <w:t>Admin-provisioned accounts; targeted UAT where modules are shared</w:t>
+            </w:r>
+          </w:p>
+        </w:tc>
+        <w:tc>
+          <w:tcPr>
+            <w:tcW w:w="2088" w:type="dxa"/>
+            <w:tcBorders>
+              <w:top w:val="nil"/>
+              <w:left w:val="nil"/>
+              <w:bottom w:val="single" w:sz="8" w:space="0" w:color="auto"/>
+              <w:right w:val="single" w:sz="8" w:space="0" w:color="auto"/>
+            </w:tcBorders>
+            <w:tcMar>
+              <w:top w:w="90" w:type="dxa"/>
+              <w:left w:w="110" w:type="dxa"/>
+              <w:bottom w:w="90" w:type="dxa"/>
+              <w:right w:w="110" w:type="dxa"/>
+            </w:tcMar>
+            <w:vAlign w:val="center"/>
+            <w:hideMark/>
+          </w:tcPr>
+          <w:p>
+            <w:pPr>
+              <w:spacing w:after="0" w:line="240" w:lineRule="auto"/>
+              <w:rPr>
+                <w:rFonts w:ascii="Arial" w:eastAsia="Times New Roman" w:hAnsi="Arial" w:cs="Arial"/>
+                <w:lang w:eastAsia="en-IN"/>
+              </w:rPr>
+            </w:pPr>
+            <w:r>
+              <w:t>None beyond assigned module actions</w:t>
+            </w:r>
+          </w:p>
+        </w:tc>
+      </w:tr>
+      <w:tr>
+        <w:trPr>
+          <w:jc w:val="center"/>
+        </w:trPr>
+        <w:tc>
+          <w:tcPr>
+            <w:tcW w:w="2160" w:type="dxa"/>
+            <w:tcBorders>
+              <w:top w:val="nil"/>
+              <w:left w:val="single" w:sz="8" w:space="0" w:color="auto"/>
+              <w:bottom w:val="single" w:sz="8" w:space="0" w:color="auto"/>
+              <w:right w:val="single" w:sz="8" w:space="0" w:color="auto"/>
+            </w:tcBorders>
+            <w:tcMar>
+              <w:top w:w="90" w:type="dxa"/>
+              <w:left w:w="110" w:type="dxa"/>
+              <w:bottom w:w="90" w:type="dxa"/>
+              <w:right w:w="110" w:type="dxa"/>
+            </w:tcMar>
+            <w:vAlign w:val="center"/>
+            <w:hideMark/>
+          </w:tcPr>
+          <w:p>
+            <w:pPr>
+              <w:spacing w:after="0" w:line="240" w:lineRule="auto"/>
+              <w:rPr>
+                <w:rFonts w:ascii="Arial" w:eastAsia="Times New Roman" w:hAnsi="Arial" w:cs="Arial"/>
+                <w:lang w:eastAsia="en-IN"/>
+              </w:rPr>
+            </w:pPr>
+            <w:r>
+              <w:t>External integration owners</w:t>
+            </w:r>
+          </w:p>
+        </w:tc>
+        <w:tc>
+          <w:tcPr>
+            <w:tcW w:w="1728" w:type="dxa"/>
+            <w:tcBorders>
+              <w:top w:val="nil"/>
+              <w:left w:val="nil"/>
+              <w:bottom w:val="single" w:sz="8" w:space="0" w:color="auto"/>
+              <w:right w:val="single" w:sz="8" w:space="0" w:color="auto"/>
+            </w:tcBorders>
+            <w:tcMar>
+              <w:top w:w="90" w:type="dxa"/>
+              <w:left w:w="110" w:type="dxa"/>
+              <w:bottom w:w="90" w:type="dxa"/>
+              <w:right w:w="110" w:type="dxa"/>
+            </w:tcMar>
+            <w:vAlign w:val="center"/>
+            <w:hideMark/>
+          </w:tcPr>
+          <w:p>
+            <w:pPr>
+              <w:spacing w:after="0" w:line="240" w:lineRule="auto"/>
+              <w:rPr>
+                <w:rFonts w:ascii="Arial" w:eastAsia="Times New Roman" w:hAnsi="Arial" w:cs="Arial"/>
+                <w:lang w:eastAsia="en-IN"/>
+              </w:rPr>
+            </w:pPr>
+            <w:r>
+              <w:t>Partner systems: e-KYC/UIDAI, Khajane, DigiLocker, eSign/DSC, Sakala, SMS/Email, Bhoomi / e-Swathu / e-Aasthi / ULMS, Kutumba, CRS, Labour, CDAC, Passport, etc.</w:t>
+            </w:r>
+          </w:p>
+        </w:tc>
+        <w:tc>
+          <w:tcPr>
+            <w:tcW w:w="2592" w:type="dxa"/>
+            <w:tcBorders>
+              <w:top w:val="nil"/>
+              <w:left w:val="nil"/>
+              <w:bottom w:val="single" w:sz="8" w:space="0" w:color="auto"/>
+              <w:right w:val="single" w:sz="8" w:space="0" w:color="auto"/>
+            </w:tcBorders>
+            <w:tcMar>
+              <w:top w:w="90" w:type="dxa"/>
+              <w:left w:w="110" w:type="dxa"/>
+              <w:bottom w:w="90" w:type="dxa"/>
+              <w:right w:w="110" w:type="dxa"/>
+            </w:tcMar>
+            <w:vAlign w:val="center"/>
+            <w:hideMark/>
+          </w:tcPr>
+          <w:p>
+            <w:pPr>
+              <w:spacing w:after="0" w:line="240" w:lineRule="auto"/>
+              <w:rPr>
+                <w:rFonts w:ascii="Arial" w:eastAsia="Times New Roman" w:hAnsi="Arial" w:cs="Arial"/>
+                <w:lang w:eastAsia="en-IN"/>
+              </w:rPr>
+            </w:pPr>
+            <w:r>
+              <w:t>Reliable authN, payment, notification, mutation and statutory-service data exchange</w:t>
+            </w:r>
+          </w:p>
+        </w:tc>
+        <w:tc>
+          <w:tcPr>
+            <w:tcW w:w="2088" w:type="dxa"/>
+            <w:tcBorders>
+              <w:top w:val="nil"/>
+              <w:left w:val="nil"/>
+              <w:bottom w:val="single" w:sz="8" w:space="0" w:color="auto"/>
+              <w:right w:val="single" w:sz="8" w:space="0" w:color="auto"/>
+            </w:tcBorders>
+            <w:tcMar>
+              <w:top w:w="90" w:type="dxa"/>
+              <w:left w:w="110" w:type="dxa"/>
+              <w:bottom w:w="90" w:type="dxa"/>
+              <w:right w:w="110" w:type="dxa"/>
+            </w:tcMar>
+            <w:vAlign w:val="center"/>
+            <w:hideMark/>
+          </w:tcPr>
+          <w:p>
+            <w:pPr>
+              <w:spacing w:after="0" w:line="240" w:lineRule="auto"/>
+              <w:rPr>
+                <w:rFonts w:ascii="Arial" w:eastAsia="Times New Roman" w:hAnsi="Arial" w:cs="Arial"/>
+                <w:lang w:eastAsia="en-IN"/>
+              </w:rPr>
+            </w:pPr>
+            <w:r>
+              <w:t>Integration war-rooms; sandbox SIT; change windows</w:t>
+            </w:r>
+          </w:p>
+        </w:tc>
+        <w:tc>
+          <w:tcPr>
+            <w:tcW w:w="2088" w:type="dxa"/>
+            <w:tcBorders>
+              <w:top w:val="nil"/>
+              <w:left w:val="nil"/>
+              <w:bottom w:val="single" w:sz="8" w:space="0" w:color="auto"/>
+              <w:right w:val="single" w:sz="8" w:space="0" w:color="auto"/>
+            </w:tcBorders>
+            <w:tcMar>
+              <w:top w:w="90" w:type="dxa"/>
+              <w:left w:w="110" w:type="dxa"/>
+              <w:bottom w:w="90" w:type="dxa"/>
+              <w:right w:w="110" w:type="dxa"/>
+            </w:tcMar>
+            <w:vAlign w:val="center"/>
+            <w:hideMark/>
+          </w:tcPr>
+          <w:p>
+            <w:pPr>
+              <w:spacing w:after="0" w:line="240" w:lineRule="auto"/>
+              <w:rPr>
+                <w:rFonts w:ascii="Arial" w:eastAsia="Times New Roman" w:hAnsi="Arial" w:cs="Arial"/>
+                <w:lang w:eastAsia="en-IN"/>
+              </w:rPr>
+            </w:pPr>
+            <w:r>
+              <w:t>Interface SLAs and change windows (jointly with DSR / SDC)</w:t>
+            </w:r>
+          </w:p>
+        </w:tc>
+      </w:tr>
+      <w:tr>
+        <w:trPr>
+          <w:jc w:val="center"/>
+        </w:trPr>
+        <w:tc>
+          <w:tcPr>
+            <w:tcW w:w="2160" w:type="dxa"/>
+            <w:tcBorders>
+              <w:top w:val="nil"/>
+              <w:left w:val="single" w:sz="8" w:space="0" w:color="auto"/>
+              <w:bottom w:val="single" w:sz="8" w:space="0" w:color="auto"/>
+              <w:right w:val="single" w:sz="8" w:space="0" w:color="auto"/>
+            </w:tcBorders>
+            <w:tcMar>
+              <w:top w:w="90" w:type="dxa"/>
+              <w:left w:w="110" w:type="dxa"/>
+              <w:bottom w:w="90" w:type="dxa"/>
+              <w:right w:w="110" w:type="dxa"/>
+            </w:tcMar>
+            <w:vAlign w:val="center"/>
+            <w:hideMark/>
+          </w:tcPr>
+          <w:p>
+            <w:pPr>
+              <w:spacing w:after="0" w:line="240" w:lineRule="auto"/>
+              <w:rPr>
+                <w:rFonts w:ascii="Arial" w:eastAsia="Times New Roman" w:hAnsi="Arial" w:cs="Arial"/>
+                <w:lang w:eastAsia="en-IN"/>
+              </w:rPr>
+            </w:pPr>
+            <w:r>
+              <w:t>Kaveri IT Cell delivery &amp; ops</w:t>
+            </w:r>
+          </w:p>
+        </w:tc>
+        <w:tc>
+          <w:tcPr>
+            <w:tcW w:w="1728" w:type="dxa"/>
+            <w:tcBorders>
+              <w:top w:val="nil"/>
+              <w:left w:val="nil"/>
+              <w:bottom w:val="single" w:sz="8" w:space="0" w:color="auto"/>
+              <w:right w:val="single" w:sz="8" w:space="0" w:color="auto"/>
+            </w:tcBorders>
+            <w:tcMar>
+              <w:top w:w="90" w:type="dxa"/>
+              <w:left w:w="110" w:type="dxa"/>
+              <w:bottom w:w="90" w:type="dxa"/>
+              <w:right w:w="110" w:type="dxa"/>
+            </w:tcMar>
+            <w:vAlign w:val="center"/>
+            <w:hideMark/>
+          </w:tcPr>
+          <w:p>
+            <w:pPr>
+              <w:spacing w:after="0" w:line="240" w:lineRule="auto"/>
+              <w:rPr>
+                <w:rFonts w:ascii="Arial" w:eastAsia="Times New Roman" w:hAnsi="Arial" w:cs="Arial"/>
+                <w:lang w:eastAsia="en-IN"/>
+              </w:rPr>
+            </w:pPr>
+            <w:r>
+              <w:t>Architect, Tech Leads, BA, Full Stack, Integration, UI/UX, DBA, Migration, QA/Test, Perf/Security, DevOps, Security, BI, Content, Transition, L2</w:t>
+            </w:r>
+          </w:p>
+        </w:tc>
+        <w:tc>
+          <w:tcPr>
+            <w:tcW w:w="2592" w:type="dxa"/>
+            <w:tcBorders>
+              <w:top w:val="nil"/>
+              <w:left w:val="nil"/>
+              <w:bottom w:val="single" w:sz="8" w:space="0" w:color="auto"/>
+              <w:right w:val="single" w:sz="8" w:space="0" w:color="auto"/>
+            </w:tcBorders>
+            <w:tcMar>
+              <w:top w:w="90" w:type="dxa"/>
+              <w:left w:w="110" w:type="dxa"/>
+              <w:bottom w:w="90" w:type="dxa"/>
+              <w:right w:w="110" w:type="dxa"/>
+            </w:tcMar>
+            <w:vAlign w:val="center"/>
+            <w:hideMark/>
+          </w:tcPr>
+          <w:p>
+            <w:pPr>
+              <w:spacing w:after="0" w:line="240" w:lineRule="auto"/>
+              <w:rPr>
+                <w:rFonts w:ascii="Arial" w:eastAsia="Times New Roman" w:hAnsi="Arial" w:cs="Arial"/>
+                <w:lang w:eastAsia="en-IN"/>
+              </w:rPr>
+            </w:pPr>
+            <w:r>
+              <w:t>Design, build, migrate, test, deploy, observe and hypercare Kaveri 3.0</w:t>
+            </w:r>
+          </w:p>
+        </w:tc>
+        <w:tc>
+          <w:tcPr>
+            <w:tcW w:w="2088" w:type="dxa"/>
+            <w:tcBorders>
+              <w:top w:val="nil"/>
+              <w:left w:val="nil"/>
+              <w:bottom w:val="single" w:sz="8" w:space="0" w:color="auto"/>
+              <w:right w:val="single" w:sz="8" w:space="0" w:color="auto"/>
+            </w:tcBorders>
+            <w:tcMar>
+              <w:top w:w="90" w:type="dxa"/>
+              <w:left w:w="110" w:type="dxa"/>
+              <w:bottom w:w="90" w:type="dxa"/>
+              <w:right w:w="110" w:type="dxa"/>
+            </w:tcMar>
+            <w:vAlign w:val="center"/>
+            <w:hideMark/>
+          </w:tcPr>
+          <w:p>
+            <w:pPr>
+              <w:spacing w:after="0" w:line="240" w:lineRule="auto"/>
+              <w:rPr>
+                <w:rFonts w:ascii="Arial" w:eastAsia="Times New Roman" w:hAnsi="Arial" w:cs="Arial"/>
+                <w:lang w:eastAsia="en-IN"/>
+              </w:rPr>
+            </w:pPr>
+            <w:r>
+              <w:t>Architecture sync; SIT/UAT; release trains; L2 hypercare</w:t>
+            </w:r>
+          </w:p>
+        </w:tc>
+        <w:tc>
+          <w:tcPr>
+            <w:tcW w:w="2088" w:type="dxa"/>
+            <w:tcBorders>
+              <w:top w:val="nil"/>
+              <w:left w:val="nil"/>
+              <w:bottom w:val="single" w:sz="8" w:space="0" w:color="auto"/>
+              <w:right w:val="single" w:sz="8" w:space="0" w:color="auto"/>
+            </w:tcBorders>
+            <w:tcMar>
+              <w:top w:w="90" w:type="dxa"/>
+              <w:left w:w="110" w:type="dxa"/>
+              <w:bottom w:w="90" w:type="dxa"/>
+              <w:right w:w="110" w:type="dxa"/>
+            </w:tcMar>
+            <w:vAlign w:val="center"/>
+            <w:hideMark/>
+          </w:tcPr>
+          <w:p>
+            <w:pPr>
+              <w:spacing w:after="0" w:line="240" w:lineRule="auto"/>
+              <w:rPr>
+                <w:rFonts w:ascii="Arial" w:eastAsia="Times New Roman" w:hAnsi="Arial" w:cs="Arial"/>
+                <w:lang w:eastAsia="en-IN"/>
+              </w:rPr>
+            </w:pPr>
+            <w:r>
+              <w:t>Technical design within AD/NFR; release-readiness recommendation to Steering</w:t>
+            </w:r>
+          </w:p>
+        </w:tc>
+      </w:tr>
+      <w:tr>
+        <w:trPr>
+          <w:jc w:val="center"/>
+        </w:trPr>
+        <w:tc>
+          <w:tcPr>
+            <w:tcW w:w="2160" w:type="dxa"/>
+            <w:tcBorders>
+              <w:top w:val="nil"/>
+              <w:left w:val="single" w:sz="8" w:space="0" w:color="auto"/>
+              <w:bottom w:val="single" w:sz="8" w:space="0" w:color="auto"/>
+              <w:right w:val="single" w:sz="8" w:space="0" w:color="auto"/>
+            </w:tcBorders>
+            <w:tcMar>
+              <w:top w:w="90" w:type="dxa"/>
+              <w:left w:w="110" w:type="dxa"/>
+              <w:bottom w:w="90" w:type="dxa"/>
+              <w:right w:w="110" w:type="dxa"/>
+            </w:tcMar>
+            <w:vAlign w:val="center"/>
+            <w:hideMark/>
+          </w:tcPr>
+          <w:p>
+            <w:pPr>
+              <w:spacing w:after="0" w:line="240" w:lineRule="auto"/>
+              <w:rPr>
+                <w:rFonts w:ascii="Arial" w:eastAsia="Times New Roman" w:hAnsi="Arial" w:cs="Arial"/>
+                <w:lang w:eastAsia="en-IN"/>
+              </w:rPr>
+            </w:pPr>
+            <w:r>
+              <w:t>SDC / Infrastructure operations</w:t>
+            </w:r>
+          </w:p>
+        </w:tc>
+        <w:tc>
+          <w:tcPr>
+            <w:tcW w:w="1728" w:type="dxa"/>
+            <w:tcBorders>
+              <w:top w:val="nil"/>
+              <w:left w:val="nil"/>
+              <w:bottom w:val="single" w:sz="8" w:space="0" w:color="auto"/>
+              <w:right w:val="single" w:sz="8" w:space="0" w:color="auto"/>
+            </w:tcBorders>
+            <w:tcMar>
+              <w:top w:w="90" w:type="dxa"/>
+              <w:left w:w="110" w:type="dxa"/>
+              <w:bottom w:w="90" w:type="dxa"/>
+              <w:right w:w="110" w:type="dxa"/>
+            </w:tcMar>
+            <w:vAlign w:val="center"/>
+            <w:hideMark/>
+          </w:tcPr>
+          <w:p>
+            <w:pPr>
+              <w:spacing w:after="0" w:line="240" w:lineRule="auto"/>
+              <w:rPr>
+                <w:rFonts w:ascii="Arial" w:eastAsia="Times New Roman" w:hAnsi="Arial" w:cs="Arial"/>
+                <w:lang w:eastAsia="en-IN"/>
+              </w:rPr>
+            </w:pPr>
+            <w:r>
+              <w:t>State Data Centre hosting, network (incl. KSWAN for department UI) and WAF</w:t>
+            </w:r>
+          </w:p>
+        </w:tc>
+        <w:tc>
+          <w:tcPr>
+            <w:tcW w:w="2592" w:type="dxa"/>
+            <w:tcBorders>
+              <w:top w:val="nil"/>
+              <w:left w:val="nil"/>
+              <w:bottom w:val="single" w:sz="8" w:space="0" w:color="auto"/>
+              <w:right w:val="single" w:sz="8" w:space="0" w:color="auto"/>
+            </w:tcBorders>
+            <w:tcMar>
+              <w:top w:w="90" w:type="dxa"/>
+              <w:left w:w="110" w:type="dxa"/>
+              <w:bottom w:w="90" w:type="dxa"/>
+              <w:right w:w="110" w:type="dxa"/>
+            </w:tcMar>
+            <w:vAlign w:val="center"/>
+            <w:hideMark/>
+          </w:tcPr>
+          <w:p>
+            <w:pPr>
+              <w:spacing w:after="0" w:line="240" w:lineRule="auto"/>
+              <w:rPr>
+                <w:rFonts w:ascii="Arial" w:eastAsia="Times New Roman" w:hAnsi="Arial" w:cs="Arial"/>
+                <w:lang w:eastAsia="en-IN"/>
+              </w:rPr>
+            </w:pPr>
+            <w:r>
+              <w:t>Environments (Staging/Prod), capacity, connectivity and infra change windows</w:t>
+            </w:r>
+          </w:p>
+        </w:tc>
+        <w:tc>
+          <w:tcPr>
+            <w:tcW w:w="2088" w:type="dxa"/>
+            <w:tcBorders>
+              <w:top w:val="nil"/>
+              <w:left w:val="nil"/>
+              <w:bottom w:val="single" w:sz="8" w:space="0" w:color="auto"/>
+              <w:right w:val="single" w:sz="8" w:space="0" w:color="auto"/>
+            </w:tcBorders>
+            <w:tcMar>
+              <w:top w:w="90" w:type="dxa"/>
+              <w:left w:w="110" w:type="dxa"/>
+              <w:bottom w:w="90" w:type="dxa"/>
+              <w:right w:w="110" w:type="dxa"/>
+            </w:tcMar>
+            <w:vAlign w:val="center"/>
+            <w:hideMark/>
+          </w:tcPr>
+          <w:p>
+            <w:pPr>
+              <w:spacing w:after="0" w:line="240" w:lineRule="auto"/>
+              <w:rPr>
+                <w:rFonts w:ascii="Arial" w:eastAsia="Times New Roman" w:hAnsi="Arial" w:cs="Arial"/>
+                <w:lang w:eastAsia="en-IN"/>
+              </w:rPr>
+            </w:pPr>
+            <w:r>
+              <w:t>Ops coordination; deployment and rollback windows</w:t>
+            </w:r>
+          </w:p>
+        </w:tc>
+        <w:tc>
+          <w:tcPr>
+            <w:tcW w:w="2088" w:type="dxa"/>
+            <w:tcBorders>
+              <w:top w:val="nil"/>
+              <w:left w:val="nil"/>
+              <w:bottom w:val="single" w:sz="8" w:space="0" w:color="auto"/>
+              <w:right w:val="single" w:sz="8" w:space="0" w:color="auto"/>
+            </w:tcBorders>
+            <w:tcMar>
+              <w:top w:w="90" w:type="dxa"/>
+              <w:left w:w="110" w:type="dxa"/>
+              <w:bottom w:w="90" w:type="dxa"/>
+              <w:right w:w="110" w:type="dxa"/>
+            </w:tcMar>
+            <w:vAlign w:val="center"/>
+            <w:hideMark/>
+          </w:tcPr>
+          <w:p>
+            <w:pPr>
+              <w:spacing w:after="0" w:line="240" w:lineRule="auto"/>
+              <w:rPr>
+                <w:rFonts w:ascii="Arial" w:eastAsia="Times New Roman" w:hAnsi="Arial" w:cs="Arial"/>
+                <w:lang w:eastAsia="en-IN"/>
+              </w:rPr>
+            </w:pPr>
+            <w:r>
+              <w:t>Infra capacity, network and change-window approval</w:t>
             </w:r>
           </w:p>
         </w:tc>
